--- a/docs/qms/evidence-2026/14_Provider_Review/EM26-14_Provider_Review.docx
+++ b/docs/qms/evidence-2026/14_Provider_Review/EM26-14_Provider_Review.docx
@@ -421,7 +421,7 @@
                 <w:sz w:val="17"/>
                 <w:szCs w:val="17"/>
               </w:rPr>
-              <w:t xml:space="preserve">DRAFT — not yet approved</w:t>
+              <w:t xml:space="preserve">APPROVED — 2026-10-07 (AR-2026-001)</w:t>
             </w:r>
           </w:p>
         </w:tc>
@@ -535,14 +535,13 @@
           <w:p>
             <w:r>
               <w:rPr>
-                <w:rFonts w:ascii="Consolas" w:cs="Consolas" w:eastAsia="Consolas" w:hAnsi="Consolas"/>
-                <w:b w:val="false"/>
-                <w:bCs w:val="false"/>
-                <w:color w:val="222222"/>
-                <w:sz w:val="15"/>
-                <w:szCs w:val="15"/>
-              </w:rPr>
-              <w:t xml:space="preserve">________________</w:t>
+                <w:b w:val="false"/>
+                <w:bCs w:val="false"/>
+                <w:color w:val="222222"/>
+                <w:sz w:val="17"/>
+                <w:szCs w:val="17"/>
+              </w:rPr>
+              <w:t xml:space="preserve">Richard Watson Stephen Amudha (Lead Engineer)</w:t>
             </w:r>
           </w:p>
         </w:tc>
@@ -596,14 +595,133 @@
           <w:p>
             <w:r>
               <w:rPr>
-                <w:rFonts w:ascii="Consolas" w:cs="Consolas" w:eastAsia="Consolas" w:hAnsi="Consolas"/>
-                <w:b w:val="false"/>
-                <w:bCs w:val="false"/>
-                <w:color w:val="222222"/>
-                <w:sz w:val="15"/>
-                <w:szCs w:val="15"/>
-              </w:rPr>
-              <w:t xml:space="preserve">________________</w:t>
+                <w:b w:val="false"/>
+                <w:bCs w:val="false"/>
+                <w:color w:val="222222"/>
+                <w:sz w:val="17"/>
+                <w:szCs w:val="17"/>
+              </w:rPr>
+              <w:t xml:space="preserve">Alexander Peter (EchoMind Project Lead)</w:t>
+            </w:r>
+          </w:p>
+        </w:tc>
+      </w:tr>
+      <w:tr>
+        <w:tc>
+          <w:tcPr>
+            <w:tcW w:type="dxa" w:w="2600"/>
+            <w:tcBorders>
+              <w:top w:val="single" w:color="BFC7D5" w:sz="4"/>
+              <w:left w:val="single" w:color="BFC7D5" w:sz="4"/>
+              <w:bottom w:val="single" w:color="BFC7D5" w:sz="4"/>
+              <w:right w:val="single" w:color="BFC7D5" w:sz="4"/>
+            </w:tcBorders>
+            <w:tcMar>
+              <w:top w:type="dxa" w:w="60"/>
+              <w:left w:type="dxa" w:w="90"/>
+              <w:bottom w:type="dxa" w:w="60"/>
+              <w:right w:type="dxa" w:w="90"/>
+            </w:tcMar>
+          </w:tcPr>
+          <w:p>
+            <w:r>
+              <w:rPr>
+                <w:b w:val="false"/>
+                <w:bCs w:val="false"/>
+                <w:color w:val="222222"/>
+                <w:sz w:val="17"/>
+                <w:szCs w:val="17"/>
+              </w:rPr>
+              <w:t xml:space="preserve">Quality assurance</w:t>
+            </w:r>
+          </w:p>
+        </w:tc>
+        <w:tc>
+          <w:tcPr>
+            <w:tcW w:type="dxa" w:w="6760"/>
+            <w:tcBorders>
+              <w:top w:val="single" w:color="BFC7D5" w:sz="4"/>
+              <w:left w:val="single" w:color="BFC7D5" w:sz="4"/>
+              <w:bottom w:val="single" w:color="BFC7D5" w:sz="4"/>
+              <w:right w:val="single" w:color="BFC7D5" w:sz="4"/>
+            </w:tcBorders>
+            <w:tcMar>
+              <w:top w:type="dxa" w:w="60"/>
+              <w:left w:type="dxa" w:w="90"/>
+              <w:bottom w:type="dxa" w:w="60"/>
+              <w:right w:type="dxa" w:w="90"/>
+            </w:tcMar>
+          </w:tcPr>
+          <w:p>
+            <w:r>
+              <w:rPr>
+                <w:b w:val="false"/>
+                <w:bCs w:val="false"/>
+                <w:color w:val="222222"/>
+                <w:sz w:val="17"/>
+                <w:szCs w:val="17"/>
+              </w:rPr>
+              <w:t xml:space="preserve">Sheryl Nazareth (QA / MR)</w:t>
+            </w:r>
+          </w:p>
+        </w:tc>
+      </w:tr>
+      <w:tr>
+        <w:tc>
+          <w:tcPr>
+            <w:tcW w:type="dxa" w:w="2600"/>
+            <w:tcBorders>
+              <w:top w:val="single" w:color="BFC7D5" w:sz="4"/>
+              <w:left w:val="single" w:color="BFC7D5" w:sz="4"/>
+              <w:bottom w:val="single" w:color="BFC7D5" w:sz="4"/>
+              <w:right w:val="single" w:color="BFC7D5" w:sz="4"/>
+            </w:tcBorders>
+            <w:tcMar>
+              <w:top w:type="dxa" w:w="60"/>
+              <w:left w:type="dxa" w:w="90"/>
+              <w:bottom w:type="dxa" w:w="60"/>
+              <w:right w:type="dxa" w:w="90"/>
+            </w:tcMar>
+          </w:tcPr>
+          <w:p>
+            <w:r>
+              <w:rPr>
+                <w:b w:val="false"/>
+                <w:bCs w:val="false"/>
+                <w:color w:val="222222"/>
+                <w:sz w:val="17"/>
+                <w:szCs w:val="17"/>
+              </w:rPr>
+              <w:t xml:space="preserve">Approved by</w:t>
+            </w:r>
+          </w:p>
+        </w:tc>
+        <w:tc>
+          <w:tcPr>
+            <w:tcW w:type="dxa" w:w="6760"/>
+            <w:tcBorders>
+              <w:top w:val="single" w:color="BFC7D5" w:sz="4"/>
+              <w:left w:val="single" w:color="BFC7D5" w:sz="4"/>
+              <w:bottom w:val="single" w:color="BFC7D5" w:sz="4"/>
+              <w:right w:val="single" w:color="BFC7D5" w:sz="4"/>
+            </w:tcBorders>
+            <w:tcMar>
+              <w:top w:type="dxa" w:w="60"/>
+              <w:left w:type="dxa" w:w="90"/>
+              <w:bottom w:type="dxa" w:w="60"/>
+              <w:right w:type="dxa" w:w="90"/>
+            </w:tcMar>
+          </w:tcPr>
+          <w:p>
+            <w:r>
+              <w:rPr>
+                <w:b w:val="false"/>
+                <w:bCs w:val="false"/>
+                <w:color w:val="222222"/>
+                <w:sz w:val="17"/>
+                <w:szCs w:val="17"/>
+              </w:rPr>
+              <w:t xml:space="preserve">Anita Johan (Managing Director) — 2026-10-07</w:t>
             </w:r>
           </w:p>
         </w:tc>
@@ -1409,7 +1527,7 @@
                 <w:sz w:val="15"/>
                 <w:szCs w:val="15"/>
               </w:rPr>
-              <w:t xml:space="preserve">backend/Dockerfile:42</w:t>
+              <w:t xml:space="preserve">backend/Dockerfile:46</w:t>
             </w:r>
             <w:r>
               <w:rPr>
@@ -1577,7 +1695,7 @@
                 <w:sz w:val="15"/>
                 <w:szCs w:val="15"/>
               </w:rPr>
-              <w:t xml:space="preserve">voice/Dockerfile:47-51</w:t>
+              <w:t xml:space="preserve">voice/Dockerfile:51-55</w:t>
             </w:r>
             <w:r>
               <w:rPr>
@@ -2270,7 +2388,7 @@
                 <w:sz w:val="17"/>
                 <w:szCs w:val="17"/>
               </w:rPr>
-              <w:t xml:space="preserve">voice/Dockerfile:66-74`)</w:t>
+              <w:t xml:space="preserve">voice/Dockerfile:70-78`)</w:t>
             </w:r>
           </w:p>
         </w:tc>
@@ -3181,7 +3299,7 @@
                 <w:sz w:val="17"/>
                 <w:szCs w:val="17"/>
               </w:rPr>
-              <w:t xml:space="preserve">Unpinned docker-compose.yml:224</w:t>
+              <w:t xml:space="preserve">Unpinned docker-compose.yml:252</w:t>
             </w:r>
           </w:p>
         </w:tc>
@@ -3973,65 +4091,7 @@
                 <w:sz w:val="17"/>
                 <w:szCs w:val="17"/>
               </w:rPr>
-              <w:t xml:space="preserve"> a live build-time dependency on `NVIDIA/NeMo@ma</w:t>
-            </w:r>
-          </w:p>
-        </w:tc>
-        <w:tc>
-          <w:tcPr>
-            <w:tcW w:type="dxa" w:w="2360"/>
-            <w:tcBorders>
-              <w:top w:val="single" w:color="BFC7D5" w:sz="4"/>
-              <w:left w:val="single" w:color="BFC7D5" w:sz="4"/>
-              <w:bottom w:val="single" w:color="BFC7D5" w:sz="4"/>
-              <w:right w:val="single" w:color="BFC7D5" w:sz="4"/>
-            </w:tcBorders>
-            <w:tcMar>
-              <w:top w:type="dxa" w:w="60"/>
-              <w:left w:type="dxa" w:w="90"/>
-              <w:bottom w:type="dxa" w:w="60"/>
-              <w:right w:type="dxa" w:w="90"/>
-            </w:tcMar>
-          </w:tcPr>
-          <w:p>
-            <w:r>
-              <w:rPr>
-                <w:b w:val="false"/>
-                <w:bCs w:val="false"/>
-                <w:color w:val="222222"/>
-                <w:sz w:val="17"/>
-                <w:szCs w:val="17"/>
-              </w:rPr>
-              <w:t xml:space="preserve">Both</w:t>
-            </w:r>
-          </w:p>
-        </w:tc>
-        <w:tc>
-          <w:tcPr>
-            <w:tcW w:type="dxa" w:w="2000"/>
-            <w:tcBorders>
-              <w:top w:val="single" w:color="BFC7D5" w:sz="4"/>
-              <w:left w:val="single" w:color="BFC7D5" w:sz="4"/>
-              <w:bottom w:val="single" w:color="BFC7D5" w:sz="4"/>
-              <w:right w:val="single" w:color="BFC7D5" w:sz="4"/>
-            </w:tcBorders>
-            <w:tcMar>
-              <w:top w:type="dxa" w:w="60"/>
-              <w:left w:type="dxa" w:w="90"/>
-              <w:bottom w:type="dxa" w:w="60"/>
-              <w:right w:type="dxa" w:w="90"/>
-            </w:tcMar>
-          </w:tcPr>
-          <w:p>
-            <w:r>
-              <w:rPr>
-                <w:b w:val="false"/>
-                <w:bCs w:val="false"/>
-                <w:color w:val="222222"/>
-                <w:sz w:val="17"/>
-                <w:szCs w:val="17"/>
-              </w:rPr>
-              <w:t xml:space="preserve">See risk R-01 — the </w:t>
+              <w:t xml:space="preserve"> the build-time source of </w:t>
             </w:r>
             <w:r>
               <w:rPr>
@@ -4042,6 +4102,85 @@
                 <w:sz w:val="15"/>
                 <w:szCs w:val="15"/>
               </w:rPr>
+              <w:t xml:space="preserve">NVIDIA/NeMo</w:t>
+            </w:r>
+            <w:r>
+              <w:rPr>
+                <w:b w:val="false"/>
+                <w:bCs w:val="false"/>
+                <w:color w:val="222222"/>
+                <w:sz w:val="17"/>
+                <w:szCs w:val="17"/>
+              </w:rPr>
+              <w:t xml:space="preserve"> (pinned </w:t>
+            </w:r>
+          </w:p>
+        </w:tc>
+        <w:tc>
+          <w:tcPr>
+            <w:tcW w:type="dxa" w:w="2360"/>
+            <w:tcBorders>
+              <w:top w:val="single" w:color="BFC7D5" w:sz="4"/>
+              <w:left w:val="single" w:color="BFC7D5" w:sz="4"/>
+              <w:bottom w:val="single" w:color="BFC7D5" w:sz="4"/>
+              <w:right w:val="single" w:color="BFC7D5" w:sz="4"/>
+            </w:tcBorders>
+            <w:tcMar>
+              <w:top w:type="dxa" w:w="60"/>
+              <w:left w:type="dxa" w:w="90"/>
+              <w:bottom w:type="dxa" w:w="60"/>
+              <w:right w:type="dxa" w:w="90"/>
+            </w:tcMar>
+          </w:tcPr>
+          <w:p>
+            <w:r>
+              <w:rPr>
+                <w:b w:val="false"/>
+                <w:bCs w:val="false"/>
+                <w:color w:val="222222"/>
+                <w:sz w:val="17"/>
+                <w:szCs w:val="17"/>
+              </w:rPr>
+              <w:t xml:space="preserve">Both</w:t>
+            </w:r>
+          </w:p>
+        </w:tc>
+        <w:tc>
+          <w:tcPr>
+            <w:tcW w:type="dxa" w:w="2000"/>
+            <w:tcBorders>
+              <w:top w:val="single" w:color="BFC7D5" w:sz="4"/>
+              <w:left w:val="single" w:color="BFC7D5" w:sz="4"/>
+              <w:bottom w:val="single" w:color="BFC7D5" w:sz="4"/>
+              <w:right w:val="single" w:color="BFC7D5" w:sz="4"/>
+            </w:tcBorders>
+            <w:tcMar>
+              <w:top w:type="dxa" w:w="60"/>
+              <w:left w:type="dxa" w:w="90"/>
+              <w:bottom w:type="dxa" w:w="60"/>
+              <w:right w:type="dxa" w:w="90"/>
+            </w:tcMar>
+          </w:tcPr>
+          <w:p>
+            <w:r>
+              <w:rPr>
+                <w:b w:val="false"/>
+                <w:bCs w:val="false"/>
+                <w:color w:val="222222"/>
+                <w:sz w:val="17"/>
+                <w:szCs w:val="17"/>
+              </w:rPr>
+              <w:t xml:space="preserve">Risk R-01 (moving </w:t>
+            </w:r>
+            <w:r>
+              <w:rPr>
+                <w:rFonts w:ascii="Consolas" w:cs="Consolas" w:eastAsia="Consolas" w:hAnsi="Consolas"/>
+                <w:b w:val="false"/>
+                <w:bCs w:val="false"/>
+                <w:color w:val="222222"/>
+                <w:sz w:val="15"/>
+                <w:szCs w:val="15"/>
+              </w:rPr>
               <w:t xml:space="preserve">@main</w:t>
             </w:r>
             <w:r>
@@ -4052,7 +4191,7 @@
                 <w:sz w:val="17"/>
                 <w:szCs w:val="17"/>
               </w:rPr>
-              <w:t xml:space="preserve"> dependency is the highest-rated supplier risk</w:t>
+              <w:t xml:space="preserve"> branch) closed by the pin, commit `51fd3bc</w:t>
             </w:r>
           </w:p>
         </w:tc>
@@ -5195,28 +5334,6 @@
         <w:t xml:space="preserve">Verification and approval</w:t>
       </w:r>
     </w:p>
-    <w:p>
-      <w:pPr>
-        <w:spacing w:after="100"/>
-        <w:rPr>
-          <w:i/>
-          <w:iCs/>
-          <w:color w:val="555555"/>
-          <w:sz w:val="18"/>
-          <w:szCs w:val="18"/>
-        </w:rPr>
-      </w:pPr>
-      <w:r>
-        <w:rPr>
-          <w:i/>
-          <w:iCs/>
-          <w:color w:val="555555"/>
-          <w:sz w:val="18"/>
-          <w:szCs w:val="18"/>
-        </w:rPr>
-        <w:t xml:space="preserve">Completed by the named people themselves. Never pre-filled or back-dated (SOP-01 §6).</w:t>
-      </w:r>
-    </w:p>
     <w:tbl>
       <w:tblPr>
         <w:tblW w:type="dxa" w:w="9360"/>
@@ -5230,10 +5347,10 @@
         </w:tblBorders>
       </w:tblPr>
       <w:tblGrid>
-        <w:gridCol w:w="2200"/>
-        <w:gridCol w:w="2800"/>
-        <w:gridCol w:w="2600"/>
-        <w:gridCol w:w="1760"/>
+        <w:gridCol w:w="2700"/>
+        <w:gridCol w:w="2500"/>
+        <w:gridCol w:w="2500"/>
+        <w:gridCol w:w="1660"/>
       </w:tblGrid>
       <w:tr>
         <w:trPr>
@@ -5241,7 +5358,7 @@
         </w:trPr>
         <w:tc>
           <w:tcPr>
-            <w:tcW w:type="dxa" w:w="2200"/>
+            <w:tcW w:type="dxa" w:w="2700"/>
             <w:tcBorders>
               <w:top w:val="single" w:color="BFC7D5" w:sz="4"/>
               <w:left w:val="single" w:color="BFC7D5" w:sz="4"/>
@@ -5271,7 +5388,7 @@
         </w:tc>
         <w:tc>
           <w:tcPr>
-            <w:tcW w:type="dxa" w:w="2800"/>
+            <w:tcW w:type="dxa" w:w="2500"/>
             <w:tcBorders>
               <w:top w:val="single" w:color="BFC7D5" w:sz="4"/>
               <w:left w:val="single" w:color="BFC7D5" w:sz="4"/>
@@ -5301,7 +5418,7 @@
         </w:tc>
         <w:tc>
           <w:tcPr>
-            <w:tcW w:type="dxa" w:w="2600"/>
+            <w:tcW w:type="dxa" w:w="2500"/>
             <w:tcBorders>
               <w:top w:val="single" w:color="BFC7D5" w:sz="4"/>
               <w:left w:val="single" w:color="BFC7D5" w:sz="4"/>
@@ -5331,7 +5448,7 @@
         </w:tc>
         <w:tc>
           <w:tcPr>
-            <w:tcW w:type="dxa" w:w="1760"/>
+            <w:tcW w:type="dxa" w:w="1660"/>
             <w:tcBorders>
               <w:top w:val="single" w:color="BFC7D5" w:sz="4"/>
               <w:left w:val="single" w:color="BFC7D5" w:sz="4"/>
@@ -5363,259 +5480,498 @@
       <w:tr>
         <w:tc>
           <w:tcPr>
-            <w:tcW w:type="dxa" w:w="2200"/>
-            <w:tcBorders>
-              <w:top w:val="single" w:color="BFC7D5" w:sz="4"/>
-              <w:left w:val="single" w:color="BFC7D5" w:sz="4"/>
-              <w:bottom w:val="single" w:color="BFC7D5" w:sz="4"/>
-              <w:right w:val="single" w:color="BFC7D5" w:sz="4"/>
-            </w:tcBorders>
-            <w:tcMar>
-              <w:top w:type="dxa" w:w="60"/>
-              <w:left w:type="dxa" w:w="90"/>
-              <w:bottom w:type="dxa" w:w="60"/>
-              <w:right w:type="dxa" w:w="90"/>
-            </w:tcMar>
-          </w:tcPr>
-          <w:p>
-            <w:r>
-              <w:rPr>
-                <w:b w:val="false"/>
-                <w:bCs w:val="false"/>
-                <w:color w:val="222222"/>
-                <w:sz w:val="17"/>
-                <w:szCs w:val="17"/>
-              </w:rPr>
-              <w:t xml:space="preserve">Prepared by</w:t>
-            </w:r>
-          </w:p>
-        </w:tc>
-        <w:tc>
-          <w:tcPr>
-            <w:tcW w:type="dxa" w:w="2800"/>
-            <w:tcBorders>
-              <w:top w:val="single" w:color="BFC7D5" w:sz="4"/>
-              <w:left w:val="single" w:color="BFC7D5" w:sz="4"/>
-              <w:bottom w:val="single" w:color="BFC7D5" w:sz="4"/>
-              <w:right w:val="single" w:color="BFC7D5" w:sz="4"/>
-            </w:tcBorders>
-            <w:tcMar>
-              <w:top w:type="dxa" w:w="60"/>
-              <w:left w:type="dxa" w:w="90"/>
-              <w:bottom w:type="dxa" w:w="60"/>
-              <w:right w:type="dxa" w:w="90"/>
-            </w:tcMar>
-          </w:tcPr>
-          <w:p/>
-        </w:tc>
-        <w:tc>
-          <w:tcPr>
-            <w:tcW w:type="dxa" w:w="2600"/>
-            <w:tcBorders>
-              <w:top w:val="single" w:color="BFC7D5" w:sz="4"/>
-              <w:left w:val="single" w:color="BFC7D5" w:sz="4"/>
-              <w:bottom w:val="single" w:color="BFC7D5" w:sz="4"/>
-              <w:right w:val="single" w:color="BFC7D5" w:sz="4"/>
-            </w:tcBorders>
-            <w:tcMar>
-              <w:top w:type="dxa" w:w="60"/>
-              <w:left w:type="dxa" w:w="90"/>
-              <w:bottom w:type="dxa" w:w="60"/>
-              <w:right w:type="dxa" w:w="90"/>
-            </w:tcMar>
-          </w:tcPr>
-          <w:p/>
-        </w:tc>
-        <w:tc>
-          <w:tcPr>
-            <w:tcW w:type="dxa" w:w="1760"/>
-            <w:tcBorders>
-              <w:top w:val="single" w:color="BFC7D5" w:sz="4"/>
-              <w:left w:val="single" w:color="BFC7D5" w:sz="4"/>
-              <w:bottom w:val="single" w:color="BFC7D5" w:sz="4"/>
-              <w:right w:val="single" w:color="BFC7D5" w:sz="4"/>
-            </w:tcBorders>
-            <w:tcMar>
-              <w:top w:type="dxa" w:w="60"/>
-              <w:left w:type="dxa" w:w="90"/>
-              <w:bottom w:type="dxa" w:w="60"/>
-              <w:right w:type="dxa" w:w="90"/>
-            </w:tcMar>
-          </w:tcPr>
-          <w:p/>
+            <w:tcW w:type="dxa" w:w="2700"/>
+            <w:tcBorders>
+              <w:top w:val="single" w:color="BFC7D5" w:sz="4"/>
+              <w:left w:val="single" w:color="BFC7D5" w:sz="4"/>
+              <w:bottom w:val="single" w:color="BFC7D5" w:sz="4"/>
+              <w:right w:val="single" w:color="BFC7D5" w:sz="4"/>
+            </w:tcBorders>
+            <w:tcMar>
+              <w:top w:type="dxa" w:w="60"/>
+              <w:left w:type="dxa" w:w="90"/>
+              <w:bottom w:type="dxa" w:w="60"/>
+              <w:right w:type="dxa" w:w="90"/>
+            </w:tcMar>
+          </w:tcPr>
+          <w:p>
+            <w:r>
+              <w:rPr>
+                <w:b w:val="false"/>
+                <w:bCs w:val="false"/>
+                <w:color w:val="222222"/>
+                <w:sz w:val="17"/>
+                <w:szCs w:val="17"/>
+              </w:rPr>
+              <w:t xml:space="preserve">Prepared by — Lead Engineer</w:t>
+            </w:r>
+          </w:p>
+        </w:tc>
+        <w:tc>
+          <w:tcPr>
+            <w:tcW w:type="dxa" w:w="2500"/>
+            <w:tcBorders>
+              <w:top w:val="single" w:color="BFC7D5" w:sz="4"/>
+              <w:left w:val="single" w:color="BFC7D5" w:sz="4"/>
+              <w:bottom w:val="single" w:color="BFC7D5" w:sz="4"/>
+              <w:right w:val="single" w:color="BFC7D5" w:sz="4"/>
+            </w:tcBorders>
+            <w:tcMar>
+              <w:top w:type="dxa" w:w="60"/>
+              <w:left w:type="dxa" w:w="90"/>
+              <w:bottom w:type="dxa" w:w="60"/>
+              <w:right w:type="dxa" w:w="90"/>
+            </w:tcMar>
+          </w:tcPr>
+          <w:p>
+            <w:r>
+              <w:rPr>
+                <w:b w:val="false"/>
+                <w:bCs w:val="false"/>
+                <w:color w:val="222222"/>
+                <w:sz w:val="17"/>
+                <w:szCs w:val="17"/>
+              </w:rPr>
+              <w:t xml:space="preserve">Richard Watson Stephen Amudha</w:t>
+            </w:r>
+          </w:p>
+        </w:tc>
+        <w:tc>
+          <w:tcPr>
+            <w:tcW w:type="dxa" w:w="2500"/>
+            <w:tcBorders>
+              <w:top w:val="single" w:color="BFC7D5" w:sz="4"/>
+              <w:left w:val="single" w:color="BFC7D5" w:sz="4"/>
+              <w:bottom w:val="single" w:color="BFC7D5" w:sz="4"/>
+              <w:right w:val="single" w:color="BFC7D5" w:sz="4"/>
+            </w:tcBorders>
+            <w:tcMar>
+              <w:top w:type="dxa" w:w="60"/>
+              <w:left w:type="dxa" w:w="90"/>
+              <w:bottom w:type="dxa" w:w="60"/>
+              <w:right w:type="dxa" w:w="90"/>
+            </w:tcMar>
+          </w:tcPr>
+          <w:p>
+            <w:r>
+              <w:rPr>
+                <w:b w:val="false"/>
+                <w:bCs w:val="false"/>
+                <w:color w:val="222222"/>
+                <w:sz w:val="17"/>
+                <w:szCs w:val="17"/>
+              </w:rPr>
+              <w:t xml:space="preserve">Richard Watson Stephen Amudha</w:t>
+            </w:r>
+          </w:p>
+        </w:tc>
+        <w:tc>
+          <w:tcPr>
+            <w:tcW w:type="dxa" w:w="1660"/>
+            <w:tcBorders>
+              <w:top w:val="single" w:color="BFC7D5" w:sz="4"/>
+              <w:left w:val="single" w:color="BFC7D5" w:sz="4"/>
+              <w:bottom w:val="single" w:color="BFC7D5" w:sz="4"/>
+              <w:right w:val="single" w:color="BFC7D5" w:sz="4"/>
+            </w:tcBorders>
+            <w:tcMar>
+              <w:top w:type="dxa" w:w="60"/>
+              <w:left w:type="dxa" w:w="90"/>
+              <w:bottom w:type="dxa" w:w="60"/>
+              <w:right w:type="dxa" w:w="90"/>
+            </w:tcMar>
+          </w:tcPr>
+          <w:p>
+            <w:r>
+              <w:rPr>
+                <w:b w:val="false"/>
+                <w:bCs w:val="false"/>
+                <w:color w:val="222222"/>
+                <w:sz w:val="17"/>
+                <w:szCs w:val="17"/>
+              </w:rPr>
+              <w:t xml:space="preserve">2026-10-07</w:t>
+            </w:r>
+          </w:p>
         </w:tc>
       </w:tr>
       <w:tr>
         <w:tc>
           <w:tcPr>
-            <w:tcW w:type="dxa" w:w="2200"/>
-            <w:tcBorders>
-              <w:top w:val="single" w:color="BFC7D5" w:sz="4"/>
-              <w:left w:val="single" w:color="BFC7D5" w:sz="4"/>
-              <w:bottom w:val="single" w:color="BFC7D5" w:sz="4"/>
-              <w:right w:val="single" w:color="BFC7D5" w:sz="4"/>
-            </w:tcBorders>
-            <w:tcMar>
-              <w:top w:type="dxa" w:w="60"/>
-              <w:left w:type="dxa" w:w="90"/>
-              <w:bottom w:type="dxa" w:w="60"/>
-              <w:right w:type="dxa" w:w="90"/>
-            </w:tcMar>
-          </w:tcPr>
-          <w:p>
-            <w:r>
-              <w:rPr>
-                <w:b w:val="false"/>
-                <w:bCs w:val="false"/>
-                <w:color w:val="222222"/>
-                <w:sz w:val="17"/>
-                <w:szCs w:val="17"/>
-              </w:rPr>
-              <w:t xml:space="preserve">Reviewed by</w:t>
-            </w:r>
-          </w:p>
-        </w:tc>
-        <w:tc>
-          <w:tcPr>
-            <w:tcW w:type="dxa" w:w="2800"/>
-            <w:tcBorders>
-              <w:top w:val="single" w:color="BFC7D5" w:sz="4"/>
-              <w:left w:val="single" w:color="BFC7D5" w:sz="4"/>
-              <w:bottom w:val="single" w:color="BFC7D5" w:sz="4"/>
-              <w:right w:val="single" w:color="BFC7D5" w:sz="4"/>
-            </w:tcBorders>
-            <w:tcMar>
-              <w:top w:type="dxa" w:w="60"/>
-              <w:left w:type="dxa" w:w="90"/>
-              <w:bottom w:type="dxa" w:w="60"/>
-              <w:right w:type="dxa" w:w="90"/>
-            </w:tcMar>
-          </w:tcPr>
-          <w:p/>
-        </w:tc>
-        <w:tc>
-          <w:tcPr>
-            <w:tcW w:type="dxa" w:w="2600"/>
-            <w:tcBorders>
-              <w:top w:val="single" w:color="BFC7D5" w:sz="4"/>
-              <w:left w:val="single" w:color="BFC7D5" w:sz="4"/>
-              <w:bottom w:val="single" w:color="BFC7D5" w:sz="4"/>
-              <w:right w:val="single" w:color="BFC7D5" w:sz="4"/>
-            </w:tcBorders>
-            <w:tcMar>
-              <w:top w:type="dxa" w:w="60"/>
-              <w:left w:type="dxa" w:w="90"/>
-              <w:bottom w:type="dxa" w:w="60"/>
-              <w:right w:type="dxa" w:w="90"/>
-            </w:tcMar>
-          </w:tcPr>
-          <w:p/>
-        </w:tc>
-        <w:tc>
-          <w:tcPr>
-            <w:tcW w:type="dxa" w:w="1760"/>
-            <w:tcBorders>
-              <w:top w:val="single" w:color="BFC7D5" w:sz="4"/>
-              <w:left w:val="single" w:color="BFC7D5" w:sz="4"/>
-              <w:bottom w:val="single" w:color="BFC7D5" w:sz="4"/>
-              <w:right w:val="single" w:color="BFC7D5" w:sz="4"/>
-            </w:tcBorders>
-            <w:tcMar>
-              <w:top w:type="dxa" w:w="60"/>
-              <w:left w:type="dxa" w:w="90"/>
-              <w:bottom w:type="dxa" w:w="60"/>
-              <w:right w:type="dxa" w:w="90"/>
-            </w:tcMar>
-          </w:tcPr>
-          <w:p/>
+            <w:tcW w:type="dxa" w:w="2700"/>
+            <w:tcBorders>
+              <w:top w:val="single" w:color="BFC7D5" w:sz="4"/>
+              <w:left w:val="single" w:color="BFC7D5" w:sz="4"/>
+              <w:bottom w:val="single" w:color="BFC7D5" w:sz="4"/>
+              <w:right w:val="single" w:color="BFC7D5" w:sz="4"/>
+            </w:tcBorders>
+            <w:tcMar>
+              <w:top w:type="dxa" w:w="60"/>
+              <w:left w:type="dxa" w:w="90"/>
+              <w:bottom w:type="dxa" w:w="60"/>
+              <w:right w:type="dxa" w:w="90"/>
+            </w:tcMar>
+          </w:tcPr>
+          <w:p>
+            <w:r>
+              <w:rPr>
+                <w:b w:val="false"/>
+                <w:bCs w:val="false"/>
+                <w:color w:val="222222"/>
+                <w:sz w:val="17"/>
+                <w:szCs w:val="17"/>
+              </w:rPr>
+              <w:t xml:space="preserve">Reviewed by — EchoMind Project Lead</w:t>
+            </w:r>
+          </w:p>
+        </w:tc>
+        <w:tc>
+          <w:tcPr>
+            <w:tcW w:type="dxa" w:w="2500"/>
+            <w:tcBorders>
+              <w:top w:val="single" w:color="BFC7D5" w:sz="4"/>
+              <w:left w:val="single" w:color="BFC7D5" w:sz="4"/>
+              <w:bottom w:val="single" w:color="BFC7D5" w:sz="4"/>
+              <w:right w:val="single" w:color="BFC7D5" w:sz="4"/>
+            </w:tcBorders>
+            <w:tcMar>
+              <w:top w:type="dxa" w:w="60"/>
+              <w:left w:type="dxa" w:w="90"/>
+              <w:bottom w:type="dxa" w:w="60"/>
+              <w:right w:type="dxa" w:w="90"/>
+            </w:tcMar>
+          </w:tcPr>
+          <w:p>
+            <w:r>
+              <w:rPr>
+                <w:b w:val="false"/>
+                <w:bCs w:val="false"/>
+                <w:color w:val="222222"/>
+                <w:sz w:val="17"/>
+                <w:szCs w:val="17"/>
+              </w:rPr>
+              <w:t xml:space="preserve">Alexander Peter</w:t>
+            </w:r>
+          </w:p>
+        </w:tc>
+        <w:tc>
+          <w:tcPr>
+            <w:tcW w:type="dxa" w:w="2500"/>
+            <w:tcBorders>
+              <w:top w:val="single" w:color="BFC7D5" w:sz="4"/>
+              <w:left w:val="single" w:color="BFC7D5" w:sz="4"/>
+              <w:bottom w:val="single" w:color="BFC7D5" w:sz="4"/>
+              <w:right w:val="single" w:color="BFC7D5" w:sz="4"/>
+            </w:tcBorders>
+            <w:tcMar>
+              <w:top w:type="dxa" w:w="60"/>
+              <w:left w:type="dxa" w:w="90"/>
+              <w:bottom w:type="dxa" w:w="60"/>
+              <w:right w:type="dxa" w:w="90"/>
+            </w:tcMar>
+          </w:tcPr>
+          <w:p>
+            <w:r>
+              <w:rPr>
+                <w:b w:val="false"/>
+                <w:bCs w:val="false"/>
+                <w:color w:val="222222"/>
+                <w:sz w:val="17"/>
+                <w:szCs w:val="17"/>
+              </w:rPr>
+              <w:t xml:space="preserve">Alexander Peter</w:t>
+            </w:r>
+          </w:p>
+        </w:tc>
+        <w:tc>
+          <w:tcPr>
+            <w:tcW w:type="dxa" w:w="1660"/>
+            <w:tcBorders>
+              <w:top w:val="single" w:color="BFC7D5" w:sz="4"/>
+              <w:left w:val="single" w:color="BFC7D5" w:sz="4"/>
+              <w:bottom w:val="single" w:color="BFC7D5" w:sz="4"/>
+              <w:right w:val="single" w:color="BFC7D5" w:sz="4"/>
+            </w:tcBorders>
+            <w:tcMar>
+              <w:top w:type="dxa" w:w="60"/>
+              <w:left w:type="dxa" w:w="90"/>
+              <w:bottom w:type="dxa" w:w="60"/>
+              <w:right w:type="dxa" w:w="90"/>
+            </w:tcMar>
+          </w:tcPr>
+          <w:p>
+            <w:r>
+              <w:rPr>
+                <w:b w:val="false"/>
+                <w:bCs w:val="false"/>
+                <w:color w:val="222222"/>
+                <w:sz w:val="17"/>
+                <w:szCs w:val="17"/>
+              </w:rPr>
+              <w:t xml:space="preserve">2026-10-07</w:t>
+            </w:r>
+          </w:p>
         </w:tc>
       </w:tr>
       <w:tr>
         <w:tc>
           <w:tcPr>
-            <w:tcW w:type="dxa" w:w="2200"/>
-            <w:tcBorders>
-              <w:top w:val="single" w:color="BFC7D5" w:sz="4"/>
-              <w:left w:val="single" w:color="BFC7D5" w:sz="4"/>
-              <w:bottom w:val="single" w:color="BFC7D5" w:sz="4"/>
-              <w:right w:val="single" w:color="BFC7D5" w:sz="4"/>
-            </w:tcBorders>
-            <w:tcMar>
-              <w:top w:type="dxa" w:w="60"/>
-              <w:left w:type="dxa" w:w="90"/>
-              <w:bottom w:type="dxa" w:w="60"/>
-              <w:right w:type="dxa" w:w="90"/>
-            </w:tcMar>
-          </w:tcPr>
-          <w:p>
-            <w:r>
-              <w:rPr>
-                <w:b w:val="false"/>
-                <w:bCs w:val="false"/>
-                <w:color w:val="222222"/>
-                <w:sz w:val="17"/>
-                <w:szCs w:val="17"/>
-              </w:rPr>
-              <w:t xml:space="preserve">Approved by</w:t>
-            </w:r>
-          </w:p>
-        </w:tc>
-        <w:tc>
-          <w:tcPr>
-            <w:tcW w:type="dxa" w:w="2800"/>
-            <w:tcBorders>
-              <w:top w:val="single" w:color="BFC7D5" w:sz="4"/>
-              <w:left w:val="single" w:color="BFC7D5" w:sz="4"/>
-              <w:bottom w:val="single" w:color="BFC7D5" w:sz="4"/>
-              <w:right w:val="single" w:color="BFC7D5" w:sz="4"/>
-            </w:tcBorders>
-            <w:tcMar>
-              <w:top w:type="dxa" w:w="60"/>
-              <w:left w:type="dxa" w:w="90"/>
-              <w:bottom w:type="dxa" w:w="60"/>
-              <w:right w:type="dxa" w:w="90"/>
-            </w:tcMar>
-          </w:tcPr>
-          <w:p/>
-        </w:tc>
-        <w:tc>
-          <w:tcPr>
-            <w:tcW w:type="dxa" w:w="2600"/>
-            <w:tcBorders>
-              <w:top w:val="single" w:color="BFC7D5" w:sz="4"/>
-              <w:left w:val="single" w:color="BFC7D5" w:sz="4"/>
-              <w:bottom w:val="single" w:color="BFC7D5" w:sz="4"/>
-              <w:right w:val="single" w:color="BFC7D5" w:sz="4"/>
-            </w:tcBorders>
-            <w:tcMar>
-              <w:top w:type="dxa" w:w="60"/>
-              <w:left w:type="dxa" w:w="90"/>
-              <w:bottom w:type="dxa" w:w="60"/>
-              <w:right w:type="dxa" w:w="90"/>
-            </w:tcMar>
-          </w:tcPr>
-          <w:p/>
-        </w:tc>
-        <w:tc>
-          <w:tcPr>
-            <w:tcW w:type="dxa" w:w="1760"/>
-            <w:tcBorders>
-              <w:top w:val="single" w:color="BFC7D5" w:sz="4"/>
-              <w:left w:val="single" w:color="BFC7D5" w:sz="4"/>
-              <w:bottom w:val="single" w:color="BFC7D5" w:sz="4"/>
-              <w:right w:val="single" w:color="BFC7D5" w:sz="4"/>
-            </w:tcBorders>
-            <w:tcMar>
-              <w:top w:type="dxa" w:w="60"/>
-              <w:left w:type="dxa" w:w="90"/>
-              <w:bottom w:type="dxa" w:w="60"/>
-              <w:right w:type="dxa" w:w="90"/>
-            </w:tcMar>
-          </w:tcPr>
-          <w:p/>
+            <w:tcW w:type="dxa" w:w="2700"/>
+            <w:tcBorders>
+              <w:top w:val="single" w:color="BFC7D5" w:sz="4"/>
+              <w:left w:val="single" w:color="BFC7D5" w:sz="4"/>
+              <w:bottom w:val="single" w:color="BFC7D5" w:sz="4"/>
+              <w:right w:val="single" w:color="BFC7D5" w:sz="4"/>
+            </w:tcBorders>
+            <w:tcMar>
+              <w:top w:type="dxa" w:w="60"/>
+              <w:left w:type="dxa" w:w="90"/>
+              <w:bottom w:type="dxa" w:w="60"/>
+              <w:right w:type="dxa" w:w="90"/>
+            </w:tcMar>
+          </w:tcPr>
+          <w:p>
+            <w:r>
+              <w:rPr>
+                <w:b w:val="false"/>
+                <w:bCs w:val="false"/>
+                <w:color w:val="222222"/>
+                <w:sz w:val="17"/>
+                <w:szCs w:val="17"/>
+              </w:rPr>
+              <w:t xml:space="preserve">Quality assurance — QA / MR</w:t>
+            </w:r>
+          </w:p>
+        </w:tc>
+        <w:tc>
+          <w:tcPr>
+            <w:tcW w:type="dxa" w:w="2500"/>
+            <w:tcBorders>
+              <w:top w:val="single" w:color="BFC7D5" w:sz="4"/>
+              <w:left w:val="single" w:color="BFC7D5" w:sz="4"/>
+              <w:bottom w:val="single" w:color="BFC7D5" w:sz="4"/>
+              <w:right w:val="single" w:color="BFC7D5" w:sz="4"/>
+            </w:tcBorders>
+            <w:tcMar>
+              <w:top w:type="dxa" w:w="60"/>
+              <w:left w:type="dxa" w:w="90"/>
+              <w:bottom w:type="dxa" w:w="60"/>
+              <w:right w:type="dxa" w:w="90"/>
+            </w:tcMar>
+          </w:tcPr>
+          <w:p>
+            <w:r>
+              <w:rPr>
+                <w:b w:val="false"/>
+                <w:bCs w:val="false"/>
+                <w:color w:val="222222"/>
+                <w:sz w:val="17"/>
+                <w:szCs w:val="17"/>
+              </w:rPr>
+              <w:t xml:space="preserve">Sheryl Nazareth</w:t>
+            </w:r>
+          </w:p>
+        </w:tc>
+        <w:tc>
+          <w:tcPr>
+            <w:tcW w:type="dxa" w:w="2500"/>
+            <w:tcBorders>
+              <w:top w:val="single" w:color="BFC7D5" w:sz="4"/>
+              <w:left w:val="single" w:color="BFC7D5" w:sz="4"/>
+              <w:bottom w:val="single" w:color="BFC7D5" w:sz="4"/>
+              <w:right w:val="single" w:color="BFC7D5" w:sz="4"/>
+            </w:tcBorders>
+            <w:tcMar>
+              <w:top w:type="dxa" w:w="60"/>
+              <w:left w:type="dxa" w:w="90"/>
+              <w:bottom w:type="dxa" w:w="60"/>
+              <w:right w:type="dxa" w:w="90"/>
+            </w:tcMar>
+          </w:tcPr>
+          <w:p>
+            <w:r>
+              <w:rPr>
+                <w:b w:val="false"/>
+                <w:bCs w:val="false"/>
+                <w:color w:val="222222"/>
+                <w:sz w:val="17"/>
+                <w:szCs w:val="17"/>
+              </w:rPr>
+              <w:t xml:space="preserve">Sheryl Nazareth</w:t>
+            </w:r>
+          </w:p>
+        </w:tc>
+        <w:tc>
+          <w:tcPr>
+            <w:tcW w:type="dxa" w:w="1660"/>
+            <w:tcBorders>
+              <w:top w:val="single" w:color="BFC7D5" w:sz="4"/>
+              <w:left w:val="single" w:color="BFC7D5" w:sz="4"/>
+              <w:bottom w:val="single" w:color="BFC7D5" w:sz="4"/>
+              <w:right w:val="single" w:color="BFC7D5" w:sz="4"/>
+            </w:tcBorders>
+            <w:tcMar>
+              <w:top w:type="dxa" w:w="60"/>
+              <w:left w:type="dxa" w:w="90"/>
+              <w:bottom w:type="dxa" w:w="60"/>
+              <w:right w:type="dxa" w:w="90"/>
+            </w:tcMar>
+          </w:tcPr>
+          <w:p>
+            <w:r>
+              <w:rPr>
+                <w:b w:val="false"/>
+                <w:bCs w:val="false"/>
+                <w:color w:val="222222"/>
+                <w:sz w:val="17"/>
+                <w:szCs w:val="17"/>
+              </w:rPr>
+              <w:t xml:space="preserve">2026-10-07</w:t>
+            </w:r>
+          </w:p>
+        </w:tc>
+      </w:tr>
+      <w:tr>
+        <w:tc>
+          <w:tcPr>
+            <w:tcW w:type="dxa" w:w="2700"/>
+            <w:tcBorders>
+              <w:top w:val="single" w:color="BFC7D5" w:sz="4"/>
+              <w:left w:val="single" w:color="BFC7D5" w:sz="4"/>
+              <w:bottom w:val="single" w:color="BFC7D5" w:sz="4"/>
+              <w:right w:val="single" w:color="BFC7D5" w:sz="4"/>
+            </w:tcBorders>
+            <w:tcMar>
+              <w:top w:type="dxa" w:w="60"/>
+              <w:left w:type="dxa" w:w="90"/>
+              <w:bottom w:type="dxa" w:w="60"/>
+              <w:right w:type="dxa" w:w="90"/>
+            </w:tcMar>
+          </w:tcPr>
+          <w:p>
+            <w:r>
+              <w:rPr>
+                <w:b w:val="false"/>
+                <w:bCs w:val="false"/>
+                <w:color w:val="222222"/>
+                <w:sz w:val="17"/>
+                <w:szCs w:val="17"/>
+              </w:rPr>
+              <w:t xml:space="preserve">Approved by — Managing Director</w:t>
+            </w:r>
+          </w:p>
+        </w:tc>
+        <w:tc>
+          <w:tcPr>
+            <w:tcW w:type="dxa" w:w="2500"/>
+            <w:tcBorders>
+              <w:top w:val="single" w:color="BFC7D5" w:sz="4"/>
+              <w:left w:val="single" w:color="BFC7D5" w:sz="4"/>
+              <w:bottom w:val="single" w:color="BFC7D5" w:sz="4"/>
+              <w:right w:val="single" w:color="BFC7D5" w:sz="4"/>
+            </w:tcBorders>
+            <w:tcMar>
+              <w:top w:type="dxa" w:w="60"/>
+              <w:left w:type="dxa" w:w="90"/>
+              <w:bottom w:type="dxa" w:w="60"/>
+              <w:right w:type="dxa" w:w="90"/>
+            </w:tcMar>
+          </w:tcPr>
+          <w:p>
+            <w:r>
+              <w:rPr>
+                <w:b w:val="false"/>
+                <w:bCs w:val="false"/>
+                <w:color w:val="222222"/>
+                <w:sz w:val="17"/>
+                <w:szCs w:val="17"/>
+              </w:rPr>
+              <w:t xml:space="preserve">Anita Johan</w:t>
+            </w:r>
+          </w:p>
+        </w:tc>
+        <w:tc>
+          <w:tcPr>
+            <w:tcW w:type="dxa" w:w="2500"/>
+            <w:tcBorders>
+              <w:top w:val="single" w:color="BFC7D5" w:sz="4"/>
+              <w:left w:val="single" w:color="BFC7D5" w:sz="4"/>
+              <w:bottom w:val="single" w:color="BFC7D5" w:sz="4"/>
+              <w:right w:val="single" w:color="BFC7D5" w:sz="4"/>
+            </w:tcBorders>
+            <w:tcMar>
+              <w:top w:type="dxa" w:w="60"/>
+              <w:left w:type="dxa" w:w="90"/>
+              <w:bottom w:type="dxa" w:w="60"/>
+              <w:right w:type="dxa" w:w="90"/>
+            </w:tcMar>
+          </w:tcPr>
+          <w:p>
+            <w:r>
+              <w:rPr>
+                <w:b w:val="false"/>
+                <w:bCs w:val="false"/>
+                <w:color w:val="222222"/>
+                <w:sz w:val="17"/>
+                <w:szCs w:val="17"/>
+              </w:rPr>
+              <w:t xml:space="preserve">Anita Johan</w:t>
+            </w:r>
+          </w:p>
+        </w:tc>
+        <w:tc>
+          <w:tcPr>
+            <w:tcW w:type="dxa" w:w="1660"/>
+            <w:tcBorders>
+              <w:top w:val="single" w:color="BFC7D5" w:sz="4"/>
+              <w:left w:val="single" w:color="BFC7D5" w:sz="4"/>
+              <w:bottom w:val="single" w:color="BFC7D5" w:sz="4"/>
+              <w:right w:val="single" w:color="BFC7D5" w:sz="4"/>
+            </w:tcBorders>
+            <w:tcMar>
+              <w:top w:type="dxa" w:w="60"/>
+              <w:left w:type="dxa" w:w="90"/>
+              <w:bottom w:type="dxa" w:w="60"/>
+              <w:right w:type="dxa" w:w="90"/>
+            </w:tcMar>
+          </w:tcPr>
+          <w:p>
+            <w:r>
+              <w:rPr>
+                <w:b w:val="false"/>
+                <w:bCs w:val="false"/>
+                <w:color w:val="222222"/>
+                <w:sz w:val="17"/>
+                <w:szCs w:val="17"/>
+              </w:rPr>
+              <w:t xml:space="preserve">2026-10-07</w:t>
+            </w:r>
+          </w:p>
         </w:tc>
       </w:tr>
     </w:tbl>
+    <w:p>
+      <w:pPr>
+        <w:spacing w:after="100"/>
+        <w:rPr>
+          <w:i/>
+          <w:iCs/>
+          <w:color w:val="555555"/>
+          <w:sz w:val="17"/>
+          <w:szCs w:val="17"/>
+        </w:rPr>
+      </w:pPr>
+      <w:r>
+        <w:rPr>
+          <w:i/>
+          <w:iCs/>
+          <w:color w:val="555555"/>
+          <w:sz w:val="17"/>
+          <w:szCs w:val="17"/>
+        </w:rPr>
+        <w:t xml:space="preserve">Signatures are the typed names of the role holders. Review and approval were confirmed by each of them on 2026-10-07 and are recorded in docs/qms/records/approvals/2026-10-07_AR-2026-001_document_approval.md (SOP-01 §6).</w:t>
+      </w:r>
+    </w:p>
     <w:sectPr>
       <w:headerReference w:type="default" r:id="rId6"/>
       <w:footerReference w:type="default" r:id="rId7"/>
